--- a/outputs/table_boost.docx
+++ b/outputs/table_boost.docx
@@ -17,14 +17,14 @@
         <w:tblLook w:firstRow="1" w:lastRow="0" w:firstColumn="0" w:lastColumn="0" w:noHBand="0" w:noVBand="1"/>
       </w:tblPr>
       <w:tblGrid>
-        <w:gridCol w:w="1352"/>
-        <w:gridCol w:w="961"/>
-        <w:gridCol w:w="1229"/>
-        <w:gridCol w:w="2000"/>
+        <w:gridCol w:w="1181"/>
+        <w:gridCol w:w="861"/>
+        <w:gridCol w:w="1081"/>
+        <w:gridCol w:w="2012"/>
       </w:tblGrid>
       <w:tr>
         <w:trPr>
-          <w:trHeight w:val="621" w:hRule="auto"/>
+          <w:trHeight w:val="583" w:hRule="auto"/>
           <w:tblHeader/>
         </w:trPr>
         header1
@@ -62,8 +62,8 @@
                 <w:b w:val="true"/>
                 <w:u w:val="none"/>
                 <w:strike w:val="false"/>
-                <w:sz w:val="22"/>
-                <w:szCs w:val="22"/>
+                <w:sz w:val="18"/>
+                <w:szCs w:val="18"/>
                 <w:color w:val="000000"/>
               </w:rPr>
             </w:pPr>
@@ -74,8 +74,8 @@
                 <w:b w:val="true"/>
                 <w:u w:val="none"/>
                 <w:strike w:val="false"/>
-                <w:sz w:val="22"/>
-                <w:szCs w:val="22"/>
+                <w:sz w:val="18"/>
+                <w:szCs w:val="18"/>
                 <w:color w:val="000000"/>
               </w:rPr>
               <w:t xml:space="preserve">Serotype</w:t>
@@ -116,8 +116,8 @@
                 <w:b w:val="true"/>
                 <w:u w:val="none"/>
                 <w:strike w:val="false"/>
-                <w:sz w:val="22"/>
-                <w:szCs w:val="22"/>
+                <w:sz w:val="18"/>
+                <w:szCs w:val="18"/>
                 <w:color w:val="000000"/>
               </w:rPr>
             </w:pPr>
@@ -128,8 +128,8 @@
                 <w:b w:val="true"/>
                 <w:u w:val="none"/>
                 <w:strike w:val="false"/>
-                <w:sz w:val="22"/>
-                <w:szCs w:val="22"/>
+                <w:sz w:val="18"/>
+                <w:szCs w:val="18"/>
                 <w:color w:val="000000"/>
               </w:rPr>
               <w:t xml:space="preserve">N</w:t>
@@ -170,8 +170,8 @@
                 <w:b w:val="true"/>
                 <w:u w:val="none"/>
                 <w:strike w:val="false"/>
-                <w:sz w:val="22"/>
-                <w:szCs w:val="22"/>
+                <w:sz w:val="18"/>
+                <w:szCs w:val="18"/>
                 <w:color w:val="000000"/>
               </w:rPr>
             </w:pPr>
@@ -182,8 +182,8 @@
                 <w:b w:val="true"/>
                 <w:u w:val="none"/>
                 <w:strike w:val="false"/>
-                <w:sz w:val="22"/>
-                <w:szCs w:val="22"/>
+                <w:sz w:val="18"/>
+                <w:szCs w:val="18"/>
                 <w:color w:val="000000"/>
               </w:rPr>
               <w:t xml:space="preserve">N boost</w:t>
@@ -224,8 +224,8 @@
                 <w:b w:val="true"/>
                 <w:u w:val="none"/>
                 <w:strike w:val="false"/>
-                <w:sz w:val="22"/>
-                <w:szCs w:val="22"/>
+                <w:sz w:val="18"/>
+                <w:szCs w:val="18"/>
                 <w:color w:val="000000"/>
               </w:rPr>
             </w:pPr>
@@ -236,8 +236,8 @@
                 <w:b w:val="true"/>
                 <w:u w:val="none"/>
                 <w:strike w:val="false"/>
-                <w:sz w:val="22"/>
-                <w:szCs w:val="22"/>
+                <w:sz w:val="18"/>
+                <w:szCs w:val="18"/>
                 <w:color w:val="000000"/>
               </w:rPr>
               <w:t xml:space="preserve">Boosting %</w:t>
@@ -247,7 +247,7 @@
       </w:tr>
       <w:tr>
         <w:trPr>
-          <w:trHeight w:val="616" w:hRule="auto"/>
+          <w:trHeight w:val="579" w:hRule="auto"/>
         </w:trPr>
         body1
         <w:tc>
@@ -284,8 +284,8 @@
                 <w:b w:val="false"/>
                 <w:u w:val="none"/>
                 <w:strike w:val="false"/>
-                <w:sz w:val="22"/>
-                <w:szCs w:val="22"/>
+                <w:sz w:val="18"/>
+                <w:szCs w:val="18"/>
                 <w:color w:val="000000"/>
               </w:rPr>
             </w:pPr>
@@ -296,8 +296,8 @@
                 <w:b w:val="false"/>
                 <w:u w:val="none"/>
                 <w:strike w:val="false"/>
-                <w:sz w:val="22"/>
-                <w:szCs w:val="22"/>
+                <w:sz w:val="18"/>
+                <w:szCs w:val="18"/>
                 <w:color w:val="000000"/>
               </w:rPr>
               <w:t xml:space="preserve">DENV-1</w:t>
@@ -338,8 +338,8 @@
                 <w:b w:val="false"/>
                 <w:u w:val="none"/>
                 <w:strike w:val="false"/>
-                <w:sz w:val="22"/>
-                <w:szCs w:val="22"/>
+                <w:sz w:val="18"/>
+                <w:szCs w:val="18"/>
                 <w:color w:val="000000"/>
               </w:rPr>
             </w:pPr>
@@ -350,8 +350,8 @@
                 <w:b w:val="false"/>
                 <w:u w:val="none"/>
                 <w:strike w:val="false"/>
-                <w:sz w:val="22"/>
-                <w:szCs w:val="22"/>
+                <w:sz w:val="18"/>
+                <w:szCs w:val="18"/>
                 <w:color w:val="000000"/>
               </w:rPr>
               <w:t xml:space="preserve">1,019</w:t>
@@ -392,8 +392,8 @@
                 <w:b w:val="false"/>
                 <w:u w:val="none"/>
                 <w:strike w:val="false"/>
-                <w:sz w:val="22"/>
-                <w:szCs w:val="22"/>
+                <w:sz w:val="18"/>
+                <w:szCs w:val="18"/>
                 <w:color w:val="000000"/>
               </w:rPr>
             </w:pPr>
@@ -404,8 +404,8 @@
                 <w:b w:val="false"/>
                 <w:u w:val="none"/>
                 <w:strike w:val="false"/>
-                <w:sz w:val="22"/>
-                <w:szCs w:val="22"/>
+                <w:sz w:val="18"/>
+                <w:szCs w:val="18"/>
                 <w:color w:val="000000"/>
               </w:rPr>
               <w:t xml:space="preserve">37</w:t>
@@ -446,8 +446,8 @@
                 <w:b w:val="false"/>
                 <w:u w:val="none"/>
                 <w:strike w:val="false"/>
-                <w:sz w:val="22"/>
-                <w:szCs w:val="22"/>
+                <w:sz w:val="18"/>
+                <w:szCs w:val="18"/>
                 <w:color w:val="000000"/>
               </w:rPr>
             </w:pPr>
@@ -458,18 +458,18 @@
                 <w:b w:val="false"/>
                 <w:u w:val="none"/>
                 <w:strike w:val="false"/>
-                <w:sz w:val="22"/>
-                <w:szCs w:val="22"/>
-                <w:color w:val="000000"/>
-              </w:rPr>
-              <w:t xml:space="preserve">3.6% (2.6-5.0%)</w:t>
+                <w:sz w:val="18"/>
+                <w:szCs w:val="18"/>
+                <w:color w:val="000000"/>
+              </w:rPr>
+              <w:t xml:space="preserve">3.63% (2.57-4.97%)</w:t>
             </w:r>
           </w:p>
         </w:tc>
       </w:tr>
       <w:tr>
         <w:trPr>
-          <w:trHeight w:val="616" w:hRule="auto"/>
+          <w:trHeight w:val="579" w:hRule="auto"/>
         </w:trPr>
         body2
         <w:tc>
@@ -506,8 +506,8 @@
                 <w:b w:val="false"/>
                 <w:u w:val="none"/>
                 <w:strike w:val="false"/>
-                <w:sz w:val="22"/>
-                <w:szCs w:val="22"/>
+                <w:sz w:val="18"/>
+                <w:szCs w:val="18"/>
                 <w:color w:val="000000"/>
               </w:rPr>
             </w:pPr>
@@ -518,8 +518,8 @@
                 <w:b w:val="false"/>
                 <w:u w:val="none"/>
                 <w:strike w:val="false"/>
-                <w:sz w:val="22"/>
-                <w:szCs w:val="22"/>
+                <w:sz w:val="18"/>
+                <w:szCs w:val="18"/>
                 <w:color w:val="000000"/>
               </w:rPr>
               <w:t xml:space="preserve">DENV-2</w:t>
@@ -560,8 +560,8 @@
                 <w:b w:val="false"/>
                 <w:u w:val="none"/>
                 <w:strike w:val="false"/>
-                <w:sz w:val="22"/>
-                <w:szCs w:val="22"/>
+                <w:sz w:val="18"/>
+                <w:szCs w:val="18"/>
                 <w:color w:val="000000"/>
               </w:rPr>
             </w:pPr>
@@ -572,8 +572,8 @@
                 <w:b w:val="false"/>
                 <w:u w:val="none"/>
                 <w:strike w:val="false"/>
-                <w:sz w:val="22"/>
-                <w:szCs w:val="22"/>
+                <w:sz w:val="18"/>
+                <w:szCs w:val="18"/>
                 <w:color w:val="000000"/>
               </w:rPr>
               <w:t xml:space="preserve">1,019</w:t>
@@ -614,8 +614,8 @@
                 <w:b w:val="false"/>
                 <w:u w:val="none"/>
                 <w:strike w:val="false"/>
-                <w:sz w:val="22"/>
-                <w:szCs w:val="22"/>
+                <w:sz w:val="18"/>
+                <w:szCs w:val="18"/>
                 <w:color w:val="000000"/>
               </w:rPr>
             </w:pPr>
@@ -626,8 +626,8 @@
                 <w:b w:val="false"/>
                 <w:u w:val="none"/>
                 <w:strike w:val="false"/>
-                <w:sz w:val="22"/>
-                <w:szCs w:val="22"/>
+                <w:sz w:val="18"/>
+                <w:szCs w:val="18"/>
                 <w:color w:val="000000"/>
               </w:rPr>
               <w:t xml:space="preserve">42</w:t>
@@ -668,8 +668,8 @@
                 <w:b w:val="false"/>
                 <w:u w:val="none"/>
                 <w:strike w:val="false"/>
-                <w:sz w:val="22"/>
-                <w:szCs w:val="22"/>
+                <w:sz w:val="18"/>
+                <w:szCs w:val="18"/>
                 <w:color w:val="000000"/>
               </w:rPr>
             </w:pPr>
@@ -680,18 +680,18 @@
                 <w:b w:val="false"/>
                 <w:u w:val="none"/>
                 <w:strike w:val="false"/>
-                <w:sz w:val="22"/>
-                <w:szCs w:val="22"/>
-                <w:color w:val="000000"/>
-              </w:rPr>
-              <w:t xml:space="preserve">4.1% (3.0-5.5%)</w:t>
+                <w:sz w:val="18"/>
+                <w:szCs w:val="18"/>
+                <w:color w:val="000000"/>
+              </w:rPr>
+              <w:t xml:space="preserve">4.12% (2.99-5.53%)</w:t>
             </w:r>
           </w:p>
         </w:tc>
       </w:tr>
       <w:tr>
         <w:trPr>
-          <w:trHeight w:val="616" w:hRule="auto"/>
+          <w:trHeight w:val="579" w:hRule="auto"/>
         </w:trPr>
         body3
         <w:tc>
@@ -728,8 +728,8 @@
                 <w:b w:val="false"/>
                 <w:u w:val="none"/>
                 <w:strike w:val="false"/>
-                <w:sz w:val="22"/>
-                <w:szCs w:val="22"/>
+                <w:sz w:val="18"/>
+                <w:szCs w:val="18"/>
                 <w:color w:val="000000"/>
               </w:rPr>
             </w:pPr>
@@ -740,8 +740,8 @@
                 <w:b w:val="false"/>
                 <w:u w:val="none"/>
                 <w:strike w:val="false"/>
-                <w:sz w:val="22"/>
-                <w:szCs w:val="22"/>
+                <w:sz w:val="18"/>
+                <w:szCs w:val="18"/>
                 <w:color w:val="000000"/>
               </w:rPr>
               <w:t xml:space="preserve">DENV-3</w:t>
@@ -782,8 +782,8 @@
                 <w:b w:val="false"/>
                 <w:u w:val="none"/>
                 <w:strike w:val="false"/>
-                <w:sz w:val="22"/>
-                <w:szCs w:val="22"/>
+                <w:sz w:val="18"/>
+                <w:szCs w:val="18"/>
                 <w:color w:val="000000"/>
               </w:rPr>
             </w:pPr>
@@ -794,8 +794,8 @@
                 <w:b w:val="false"/>
                 <w:u w:val="none"/>
                 <w:strike w:val="false"/>
-                <w:sz w:val="22"/>
-                <w:szCs w:val="22"/>
+                <w:sz w:val="18"/>
+                <w:szCs w:val="18"/>
                 <w:color w:val="000000"/>
               </w:rPr>
               <w:t xml:space="preserve">1,019</w:t>
@@ -836,8 +836,8 @@
                 <w:b w:val="false"/>
                 <w:u w:val="none"/>
                 <w:strike w:val="false"/>
-                <w:sz w:val="22"/>
-                <w:szCs w:val="22"/>
+                <w:sz w:val="18"/>
+                <w:szCs w:val="18"/>
                 <w:color w:val="000000"/>
               </w:rPr>
             </w:pPr>
@@ -848,8 +848,8 @@
                 <w:b w:val="false"/>
                 <w:u w:val="none"/>
                 <w:strike w:val="false"/>
-                <w:sz w:val="22"/>
-                <w:szCs w:val="22"/>
+                <w:sz w:val="18"/>
+                <w:szCs w:val="18"/>
                 <w:color w:val="000000"/>
               </w:rPr>
               <w:t xml:space="preserve">46</w:t>
@@ -890,8 +890,8 @@
                 <w:b w:val="false"/>
                 <w:u w:val="none"/>
                 <w:strike w:val="false"/>
-                <w:sz w:val="22"/>
-                <w:szCs w:val="22"/>
+                <w:sz w:val="18"/>
+                <w:szCs w:val="18"/>
                 <w:color w:val="000000"/>
               </w:rPr>
             </w:pPr>
@@ -902,18 +902,18 @@
                 <w:b w:val="false"/>
                 <w:u w:val="none"/>
                 <w:strike w:val="false"/>
-                <w:sz w:val="22"/>
-                <w:szCs w:val="22"/>
-                <w:color w:val="000000"/>
-              </w:rPr>
-              <w:t xml:space="preserve">4.5% (3.3-6.0%)</w:t>
+                <w:sz w:val="18"/>
+                <w:szCs w:val="18"/>
+                <w:color w:val="000000"/>
+              </w:rPr>
+              <w:t xml:space="preserve">4.51% (3.32-5.98%)</w:t>
             </w:r>
           </w:p>
         </w:tc>
       </w:tr>
       <w:tr>
         <w:trPr>
-          <w:trHeight w:val="616" w:hRule="auto"/>
+          <w:trHeight w:val="579" w:hRule="auto"/>
         </w:trPr>
         body4
         <w:tc>
@@ -950,8 +950,8 @@
                 <w:b w:val="false"/>
                 <w:u w:val="none"/>
                 <w:strike w:val="false"/>
-                <w:sz w:val="22"/>
-                <w:szCs w:val="22"/>
+                <w:sz w:val="18"/>
+                <w:szCs w:val="18"/>
                 <w:color w:val="000000"/>
               </w:rPr>
             </w:pPr>
@@ -962,8 +962,8 @@
                 <w:b w:val="false"/>
                 <w:u w:val="none"/>
                 <w:strike w:val="false"/>
-                <w:sz w:val="22"/>
-                <w:szCs w:val="22"/>
+                <w:sz w:val="18"/>
+                <w:szCs w:val="18"/>
                 <w:color w:val="000000"/>
               </w:rPr>
               <w:t xml:space="preserve">DENV-4</w:t>
@@ -1004,8 +1004,8 @@
                 <w:b w:val="false"/>
                 <w:u w:val="none"/>
                 <w:strike w:val="false"/>
-                <w:sz w:val="22"/>
-                <w:szCs w:val="22"/>
+                <w:sz w:val="18"/>
+                <w:szCs w:val="18"/>
                 <w:color w:val="000000"/>
               </w:rPr>
             </w:pPr>
@@ -1016,8 +1016,8 @@
                 <w:b w:val="false"/>
                 <w:u w:val="none"/>
                 <w:strike w:val="false"/>
-                <w:sz w:val="22"/>
-                <w:szCs w:val="22"/>
+                <w:sz w:val="18"/>
+                <w:szCs w:val="18"/>
                 <w:color w:val="000000"/>
               </w:rPr>
               <w:t xml:space="preserve">1,019</w:t>
@@ -1058,8 +1058,8 @@
                 <w:b w:val="false"/>
                 <w:u w:val="none"/>
                 <w:strike w:val="false"/>
-                <w:sz w:val="22"/>
-                <w:szCs w:val="22"/>
+                <w:sz w:val="18"/>
+                <w:szCs w:val="18"/>
                 <w:color w:val="000000"/>
               </w:rPr>
             </w:pPr>
@@ -1070,8 +1070,8 @@
                 <w:b w:val="false"/>
                 <w:u w:val="none"/>
                 <w:strike w:val="false"/>
-                <w:sz w:val="22"/>
-                <w:szCs w:val="22"/>
+                <w:sz w:val="18"/>
+                <w:szCs w:val="18"/>
                 <w:color w:val="000000"/>
               </w:rPr>
               <w:t xml:space="preserve">43</w:t>
@@ -1112,8 +1112,8 @@
                 <w:b w:val="false"/>
                 <w:u w:val="none"/>
                 <w:strike w:val="false"/>
-                <w:sz w:val="22"/>
-                <w:szCs w:val="22"/>
+                <w:sz w:val="18"/>
+                <w:szCs w:val="18"/>
                 <w:color w:val="000000"/>
               </w:rPr>
             </w:pPr>
@@ -1124,18 +1124,18 @@
                 <w:b w:val="false"/>
                 <w:u w:val="none"/>
                 <w:strike w:val="false"/>
-                <w:sz w:val="22"/>
-                <w:szCs w:val="22"/>
-                <w:color w:val="000000"/>
-              </w:rPr>
-              <w:t xml:space="preserve">4.2% (3.1-5.6%)</w:t>
+                <w:sz w:val="18"/>
+                <w:szCs w:val="18"/>
+                <w:color w:val="000000"/>
+              </w:rPr>
+              <w:t xml:space="preserve">4.22% (3.07-5.64%)</w:t>
             </w:r>
           </w:p>
         </w:tc>
       </w:tr>
       <w:tr>
         <w:trPr>
-          <w:trHeight w:val="616" w:hRule="auto"/>
+          <w:trHeight w:val="579" w:hRule="auto"/>
         </w:trPr>
         body5
         <w:tc>
@@ -1172,8 +1172,8 @@
                 <w:b w:val="false"/>
                 <w:u w:val="none"/>
                 <w:strike w:val="false"/>
-                <w:sz w:val="22"/>
-                <w:szCs w:val="22"/>
+                <w:sz w:val="18"/>
+                <w:szCs w:val="18"/>
                 <w:color w:val="000000"/>
               </w:rPr>
             </w:pPr>
@@ -1184,8 +1184,8 @@
                 <w:b w:val="false"/>
                 <w:u w:val="none"/>
                 <w:strike w:val="false"/>
-                <w:sz w:val="22"/>
-                <w:szCs w:val="22"/>
+                <w:sz w:val="18"/>
+                <w:szCs w:val="18"/>
                 <w:color w:val="000000"/>
               </w:rPr>
               <w:t xml:space="preserve">DENV</w:t>
@@ -1226,8 +1226,8 @@
                 <w:b w:val="false"/>
                 <w:u w:val="none"/>
                 <w:strike w:val="false"/>
-                <w:sz w:val="22"/>
-                <w:szCs w:val="22"/>
+                <w:sz w:val="18"/>
+                <w:szCs w:val="18"/>
                 <w:color w:val="000000"/>
               </w:rPr>
             </w:pPr>
@@ -1238,8 +1238,8 @@
                 <w:b w:val="false"/>
                 <w:u w:val="none"/>
                 <w:strike w:val="false"/>
-                <w:sz w:val="22"/>
-                <w:szCs w:val="22"/>
+                <w:sz w:val="18"/>
+                <w:szCs w:val="18"/>
                 <w:color w:val="000000"/>
               </w:rPr>
               <w:t xml:space="preserve">1,019</w:t>
@@ -1280,8 +1280,8 @@
                 <w:b w:val="false"/>
                 <w:u w:val="none"/>
                 <w:strike w:val="false"/>
-                <w:sz w:val="22"/>
-                <w:szCs w:val="22"/>
+                <w:sz w:val="18"/>
+                <w:szCs w:val="18"/>
                 <w:color w:val="000000"/>
               </w:rPr>
             </w:pPr>
@@ -1292,8 +1292,8 @@
                 <w:b w:val="false"/>
                 <w:u w:val="none"/>
                 <w:strike w:val="false"/>
-                <w:sz w:val="22"/>
-                <w:szCs w:val="22"/>
+                <w:sz w:val="18"/>
+                <w:szCs w:val="18"/>
                 <w:color w:val="000000"/>
               </w:rPr>
               <w:t xml:space="preserve">59</w:t>
@@ -1334,8 +1334,8 @@
                 <w:b w:val="false"/>
                 <w:u w:val="none"/>
                 <w:strike w:val="false"/>
-                <w:sz w:val="22"/>
-                <w:szCs w:val="22"/>
+                <w:sz w:val="18"/>
+                <w:szCs w:val="18"/>
                 <w:color w:val="000000"/>
               </w:rPr>
             </w:pPr>
@@ -1346,11 +1346,11 @@
                 <w:b w:val="false"/>
                 <w:u w:val="none"/>
                 <w:strike w:val="false"/>
-                <w:sz w:val="22"/>
-                <w:szCs w:val="22"/>
-                <w:color w:val="000000"/>
-              </w:rPr>
-              <w:t xml:space="preserve">5.8% (4.4-7.4%)</w:t>
+                <w:sz w:val="18"/>
+                <w:szCs w:val="18"/>
+                <w:color w:val="000000"/>
+              </w:rPr>
+              <w:t xml:space="preserve">5.79% (4.44-7.41%)</w:t>
             </w:r>
           </w:p>
         </w:tc>
